--- a/docs/자연돌봄공동체_ESG파트너십제안서.docx
+++ b/docs/자연돌봄공동체_ESG파트너십제안서.docx
@@ -738,7 +738,7 @@
           <w:i w:val="false"/>
           <w:iCs w:val="false"/>
         </w:rPr>
-        <w:t xml:space="preserve">본 공동체의 핵심 운영 원리는 노인·아동·장애인·유기견·자연이라는 다섯 주체가 일방적 복지 수혜에 머물지 않고, 서로가 서로를 치유하고 돌보는 촘촘한 상호 고리를 완성하는 데 있습니다.</w:t>
+        <w:t xml:space="preserve">본 공동체의 핵심 운영 원리는 노인·아동·청년/장애인·유기견·자연이라는 다섯 주체가 일방적 복지 수혜에 머물지 않고, 서로가 서로를 치유하고 돌보는 촘촘한 상호 고리를 완성하는 데 있습니다.</w:t>
       </w:r>
     </w:p>
     <w:p>

--- a/docs/자연돌봄공동체_ESG파트너십제안서.docx
+++ b/docs/자연돌봄공동체_ESG파트너십제안서.docx
@@ -1336,7 +1336,7 @@
         <w:pStyle w:val="Heading2"/>
       </w:pPr>
       <w:r>
-        <w:t xml:space="preserve">4-2. 4대 연계형 독립 사회적기업</w:t>
+        <w:t xml:space="preserve">4-2. 5대 연계형 독립 사회적기업</w:t>
       </w:r>
     </w:p>
     <w:tbl>
@@ -1504,7 +1504,7 @@
               <w:spacing w:after="20" w:line="252"/>
             </w:pPr>
             <w:r>
-              <w:t xml:space="preserve">스마트팜</w:t>
+              <w:t xml:space="preserve">농업</w:t>
             </w:r>
           </w:p>
         </w:tc>
@@ -1531,7 +1531,7 @@
               <w:spacing w:after="20" w:line="252"/>
             </w:pPr>
             <w:r>
-              <w:t xml:space="preserve">유휴지 기반 ICT 유기농 작물·친환경 식자재 생산·유통</w:t>
+              <w:t xml:space="preserve">ICT 스마트팜·치유농업·친환경 식자재 생산·유통</w:t>
             </w:r>
           </w:p>
         </w:tc>
@@ -1559,7 +1559,7 @@
               <w:spacing w:after="20" w:line="252"/>
             </w:pPr>
             <w:r>
-              <w:t xml:space="preserve">반려동물센터</w:t>
+              <w:t xml:space="preserve">임업</w:t>
             </w:r>
           </w:p>
         </w:tc>
@@ -1585,7 +1585,7 @@
               <w:spacing w:after="20" w:line="252"/>
             </w:pPr>
             <w:r>
-              <w:t xml:space="preserve">유기견 구조·사회화 훈련 및 산림 연계 치유 프로그램</w:t>
+              <w:t xml:space="preserve">숲치유·임산물 채취·가공·숲가꾸기(산림복지서비스)</w:t>
             </w:r>
           </w:p>
         </w:tc>
@@ -1614,6 +1614,61 @@
               <w:spacing w:after="20" w:line="252"/>
             </w:pPr>
             <w:r>
+              <w:t xml:space="preserve">반려동물센터</w:t>
+            </w:r>
+          </w:p>
+        </w:tc>
+        <w:tc>
+          <w:tcPr>
+            <w:tcW w:type="dxa" w:w="6960"/>
+            <w:tcBorders>
+              <w:top w:val="single" w:color="BDBDBD" w:sz="1"/>
+              <w:left w:val="single" w:color="BDBDBD" w:sz="1"/>
+              <w:bottom w:val="single" w:color="BDBDBD" w:sz="1"/>
+              <w:right w:val="single" w:color="BDBDBD" w:sz="1"/>
+            </w:tcBorders>
+            <w:shd w:fill="F2F2F2" w:val="clear"/>
+            <w:tcMar>
+              <w:top w:type="dxa" w:w="60"/>
+              <w:left w:type="dxa" w:w="110"/>
+              <w:bottom w:type="dxa" w:w="60"/>
+              <w:right w:type="dxa" w:w="110"/>
+            </w:tcMar>
+            <w:vAlign w:val="center"/>
+          </w:tcPr>
+          <w:p>
+            <w:pPr>
+              <w:spacing w:after="20" w:line="252"/>
+            </w:pPr>
+            <w:r>
+              <w:t xml:space="preserve">유기견 구조·사회화 훈련 및 산림 연계 치유 프로그램</w:t>
+            </w:r>
+          </w:p>
+        </w:tc>
+      </w:tr>
+      <w:tr>
+        <w:tc>
+          <w:tcPr>
+            <w:tcW w:type="dxa" w:w="2400"/>
+            <w:tcBorders>
+              <w:top w:val="single" w:color="BDBDBD" w:sz="1"/>
+              <w:left w:val="single" w:color="BDBDBD" w:sz="1"/>
+              <w:bottom w:val="single" w:color="BDBDBD" w:sz="1"/>
+              <w:right w:val="single" w:color="BDBDBD" w:sz="1"/>
+            </w:tcBorders>
+            <w:tcMar>
+              <w:top w:type="dxa" w:w="60"/>
+              <w:left w:type="dxa" w:w="110"/>
+              <w:bottom w:type="dxa" w:w="60"/>
+              <w:right w:type="dxa" w:w="110"/>
+            </w:tcMar>
+            <w:vAlign w:val="center"/>
+          </w:tcPr>
+          <w:p>
+            <w:pPr>
+              <w:spacing w:after="20" w:line="252"/>
+            </w:pPr>
+            <w:r>
               <w:t xml:space="preserve">신재생에너지</w:t>
             </w:r>
           </w:p>
@@ -1627,7 +1682,6 @@
               <w:bottom w:val="single" w:color="BDBDBD" w:sz="1"/>
               <w:right w:val="single" w:color="BDBDBD" w:sz="1"/>
             </w:tcBorders>
-            <w:shd w:fill="F2F2F2" w:val="clear"/>
             <w:tcMar>
               <w:top w:type="dxa" w:w="60"/>
               <w:left w:type="dxa" w:w="110"/>
@@ -3310,7 +3364,7 @@
               <w:spacing w:after="20" w:line="252"/>
             </w:pPr>
             <w:r>
-              <w:t xml:space="preserve">복지위탁 + 4대 사회적기업 매출 + ESG 후원 + 돌봄코인 내부순환이 상호 교차 → 단일 재원 고갈 리스크 차단</w:t>
+              <w:t xml:space="preserve">복지위탁 + 5대 사회적기업 매출 + ESG 후원 + 돌봄코인 내부순환이 상호 교차 → 단일 재원 고갈 리스크 차단</w:t>
             </w:r>
           </w:p>
         </w:tc>

--- a/docs/자연돌봄공동체_ESG파트너십제안서.docx
+++ b/docs/자연돌봄공동체_ESG파트너십제안서.docx
@@ -15,7 +15,7 @@
           <w:sz w:val="22"/>
           <w:szCs w:val="22"/>
         </w:rPr>
-        <w:t xml:space="preserve">노인·아동·장애인·자연·동물이 공존하는 세대순환형 공동체 생태계</w:t>
+        <w:t>노인·아동·장애인·자연·동물이 공존하는 세대순환형 상호돌봄 공동체</w:t>
       </w:r>
     </w:p>
     <w:p>
@@ -96,7 +96,7 @@
           </w:tcPr>
           <w:p>
             <w:r>
-              <w:t xml:space="preserve">본 제안은 대기업의 시혜성 기부금에 의존하는 일회성 복지가 아닙니다. 도시에서 검증된 유능한 장년층과 활기찬 시니어층이 공동체 운동의 주력이 되어 청년 창업을 인큐베이팅하고, 미활용 공간 자산을 결합하여 노인·아동·장애인·유기견·자연이 하나의 생태계 안에서 서로를 치유하는 대한민국 최초의 ‘세대순환형 상호돌봄 공동체’를 구축하는 프로젝트입니다.</w:t>
+              <w:t xml:space="preserve">도시에서 경력을 쌓은 장년·시니어 세대가 중심이 되어, 청년의 창업을 돕고 미활용 공간을 함께 묶어 노인·아동·장애인·유기견·자연이 서로를 돌보는 ‘세대순환형 상호돌봄 공동체’를 만들려 합니다. 한 번의 기부로 끝나는 사회공헌이 아니라, 기업과 함께 오래 이어 갈 수 있는 모델입니다.</w:t>
             </w:r>
           </w:p>
         </w:tc>
@@ -189,7 +189,7 @@
                 <w:bCs/>
                 <w:color w:val="1B5E20"/>
               </w:rPr>
-              <w:t xml:space="preserve">자연돌봄공동체 사회적협동조합 설립 준비위원회 / 대표 이상석</w:t>
+              <w:t xml:space="preserve">사회적협동조합 자연돌봄공동체 설립 준비위원회 / 대표 이상석</w:t>
             </w:r>
           </w:p>
         </w:tc>
@@ -329,7 +329,7 @@
           <w:i w:val="false"/>
           <w:iCs w:val="false"/>
         </w:rPr>
-        <w:t xml:space="preserve">기존의 사회공헌과 농촌 복지 정책은 일회성 자금 지급이나 시혜성 인프라 구축에 그쳐, 자금이 끊기면 시스템이 멈추는 한계를 지녔습니다. 본 공동체 운동은 “농촌 사회와 소외 계층의 문제를 외부에 의존하지 않고, 유입된 세대의 인적 자산과 민간 비즈니스 모델을 통해 스스로 해결한다”는 패러다임 전환을 지향합니다.</w:t>
+        <w:t xml:space="preserve">기존의 사회공헌과 농촌 복지 정책은 일회성 자금 지급이나 시혜성 인프라 구축에 그쳐, 자금이 끊기면 시스템이 멈추는 한계를 지녔습니다. 본 공동체 운동은 “농촌 사회와 소외 계층의 문제를 외부에 의존하지 않고, 유입된 세대의 인적 자산과 민간 비즈니스 모델을 통해 스스로 해결한다”는 방식으로 풀어가려 합니다.</w:t>
       </w:r>
     </w:p>
     <w:p>
@@ -351,7 +351,7 @@
         <w:pStyle w:val="Heading1"/>
       </w:pPr>
       <w:r>
-        <w:t xml:space="preserve">제2장  공간 원리 — 생태계 규모를 확보하는 3대 자원의 유기적 융합</w:t>
+        <w:t>제2장  공간 원리 — 필요한 규모를 확보하는 3대 자원의 유기적 융합</w:t>
       </w:r>
     </w:p>
     <w:tbl>
@@ -498,7 +498,7 @@
               <w:spacing w:after="20" w:line="252"/>
             </w:pPr>
             <w:r>
-              <w:t xml:space="preserve">1축 [심장]</w:t>
+              <w:t xml:space="preserve">1축 </w:t>
             </w:r>
           </w:p>
         </w:tc>
@@ -550,7 +550,7 @@
               <w:spacing w:after="20" w:line="252"/>
             </w:pPr>
             <w:r>
-              <w:t xml:space="preserve">폐교 부지를 배리어프리로 리모델링 → 공동식당·라운지·의무실·아동 그룹홈이 어우러진 세대 교류 거점</w:t>
+              <w:t xml:space="preserve">폐교 부지를 무장애로 리모델링 → 공동식당·라운지·의무실·아동 그룹홈이 어우러진 세대 교류 거점</w:t>
             </w:r>
           </w:p>
         </w:tc>
@@ -579,7 +579,7 @@
               <w:spacing w:after="20" w:line="252"/>
             </w:pPr>
             <w:r>
-              <w:t xml:space="preserve">2축 [혈관]</w:t>
+              <w:t xml:space="preserve">2축 </w:t>
             </w:r>
           </w:p>
         </w:tc>
@@ -661,7 +661,7 @@
               <w:spacing w:after="20" w:line="252"/>
             </w:pPr>
             <w:r>
-              <w:t xml:space="preserve">3축 [몸통]</w:t>
+              <w:t xml:space="preserve">3축 </w:t>
             </w:r>
           </w:p>
         </w:tc>
@@ -713,7 +713,7 @@
               <w:spacing w:after="20" w:line="252"/>
             </w:pPr>
             <w:r>
-              <w:t xml:space="preserve">인접 대규모 산림 연계 배리어프리 산림치유 숲길·유기견 매개 치유 존 → 전 세대 정서 치유 배후지</w:t>
+              <w:t xml:space="preserve">인접 대규모 산림 연계 무장애 산림치유 숲길·유기견 매개 치유 공간 → 전 세대 정서 치유 배후지</w:t>
             </w:r>
           </w:p>
         </w:tc>
@@ -724,7 +724,7 @@
         <w:pStyle w:val="Heading1"/>
       </w:pPr>
       <w:r>
-        <w:t xml:space="preserve">제3장  운영 원리 — 오중(五重) 상호돌봄(Mutual-Care) 메커니즘</w:t>
+        <w:t xml:space="preserve">제3장  운영 원리 — 오중(五重) 상호돌봄</w:t>
       </w:r>
     </w:p>
     <w:p>
@@ -1051,7 +1051,7 @@
               <w:spacing w:after="20" w:line="252"/>
             </w:pPr>
             <w:r>
-              <w:t xml:space="preserve">배리어프리 숲길로 모든 취약계층에 평등한 휴식 / 산림 가꾸고 임산물 채취·가공하는 지속가능 경제 활동</w:t>
+              <w:t xml:space="preserve">무장애 숲길로 모든 취약계층에 평등한 휴식 / 산림 가꾸고 임산물 채취·가공하는 지속가능 경제 활동</w:t>
             </w:r>
           </w:p>
         </w:tc>
@@ -1775,7 +1775,7 @@
           <w:i w:val="false"/>
           <w:iCs w:val="false"/>
         </w:rPr>
-        <w:t xml:space="preserve">생태계 보전 마일스톤 — </w:t>
+        <w:t>산림 보전 마일스톤 — 무장애 숲길 조성과 연계해 기업의 생물다양성·기후대응 성과(KPI)를 정량 수립.</w:t>
       </w:r>
       <w:r>
         <w:rPr>
@@ -1784,7 +1784,6 @@
           <w:i w:val="false"/>
           <w:iCs w:val="false"/>
         </w:rPr>
-        <w:t xml:space="preserve">배리어프리 숲길 조성과 연계해 기업의 생물다양성·기후대응 성과(KPI)를 정량 수립.</w:t>
       </w:r>
     </w:p>
     <w:p>
@@ -3418,7 +3417,7 @@
               <w:spacing w:after="20" w:line="252"/>
             </w:pPr>
             <w:r>
-              <w:t xml:space="preserve">씨앗기 ±0(보증금 락킹 방어) → 성장기 연 +1.2억(BEP 돌파) → 완성기 연 +0.78억(공동체 환원·재단 유보)</w:t>
+              <w:t xml:space="preserve">씨앗기 운영손익 BEP 목표 2029(보증금은 반환충당 부채로 분리) → 성장기 흑자 전환 → 완성기 공동체 환원·재단 유보</w:t>
             </w:r>
           </w:p>
         </w:tc>
@@ -3474,7 +3473,7 @@
               <w:spacing w:after="20" w:line="252"/>
             </w:pPr>
             <w:r>
-              <w:t xml:space="preserve">대규모 PF 대출 없이 시작 — 건축가 조합원 직접 시공(원가 30% 절감) + 폐교 장기 임대</w:t>
+              <w:t xml:space="preserve">대규모 PF 대출 없이 시작 — 건축가 조합원 직접 시공으로 공사비 절감 + 폐교 장기 임대</w:t>
             </w:r>
           </w:p>
         </w:tc>
@@ -3927,7 +3926,7 @@
           <w:iCs w:val="false"/>
           <w:color w:val="555555"/>
         </w:rPr>
-        <w:t xml:space="preserve">2026년   |   자연돌봄공동체 사회적협동조합 설립 준비위원회</w:t>
+        <w:t xml:space="preserve">2026년   |   사회적협동조합 자연돌봄공동체 설립 준비위원회</w:t>
       </w:r>
     </w:p>
     <w:p>
